--- a/report/shermatova_tansuluu_exam_report.docx
+++ b/report/shermatova_tansuluu_exam_report.docx
@@ -183,7 +183,7 @@
         <w:rPr>
           <w:i w:val="0"/>
         </w:rPr>
-        <w:t>A view is matched to a programme when both share a channel and their intervals overlap. frac = overlap / programme duration, which cannot exceed 1.0 because the overlap is capped by the programme itself. An event enters a user's history when frac ≥ 0.20. That threshold was swept and is optimal: 0.10 and 0.35 are both worse on both hold-outs, and an absolute-seconds rule (≥ 300 s, ≥ 600 s) loses by 0.009 and 0.015 — five minutes of a fifteen-minute bulletin is a third of it, five minutes of a two-hour film is the titles. src/01_join.py, src/lib.py.</w:t>
+        <w:t>A view is matched to a programme when both share a channel and their intervals overlap. frac = overlap / programme duration, which cannot exceed 1.0 because the overlap is capped by the programme itself. An event enters a user's history when frac ≥ 0.20. That threshold was swept and 0.10 and 0.35 were both worse, as was an absolute-seconds rule by 0.009 and 0.015 — five minutes of a fifteen-minute bulletin is a third of it, five minutes of a two-hour film is the titles. Those sweeps were run before the target definition was corrected (Section 5), so they are indicative rather than conclusive; the threshold was left at 0.20 and not re-swept afterwards. src/01_join.py, src/lib.py.</w:t>
       </w:r>
     </w:p>
     <w:p>
@@ -225,7 +225,7 @@
         <w:rPr>
           <w:i w:val="0"/>
         </w:rPr>
-        <w:t>Each user's own watched programmes plus the 80 globally most popular, about 139 candidates per user, 174 092 rows for the 1 260 test users. The pool is identical for every method compared in this report. Recommending an already-watched programme is allowed and is in fact the strongest single signal: repeats alone, weighted by how often the programme airs in the target window, score 0.37471 of the final 0.43949.</w:t>
+        <w:t>Each user's own watched programmes plus the 80 globally most popular, about 138 candidates per user, 174 092 rows for the 1 260 test users. The pool is identical for every method compared in this report. Recommending an already-watched programme is allowed and is in fact the strongest single signal: repeats alone, weighted by how often the programme airs in the target window, score 0.37471 against the full model's 0.43949.</w:t>
       </w:r>
     </w:p>
     <w:p>
@@ -528,7 +528,7 @@
               <w:rPr>
                 <w:sz w:val="18"/>
               </w:rPr>
-              <w:t>139; 174 092</w:t>
+              <w:t>138; 174 092</w:t>
             </w:r>
           </w:p>
         </w:tc>
@@ -649,7 +649,7 @@
           <w:b/>
           <w:sz w:val="19"/>
         </w:rPr>
-        <w:t>Table 2. Methods on the hold-out, scored against the organisers' target. Each method ranks the same 139 candidates per user.</w:t>
+        <w:t>Table 2. Methods on the hold-out, scored against the organisers' target. Each method ranks the same 138 candidates per user.</w:t>
       </w:r>
     </w:p>
     <w:tbl>
@@ -1513,7 +1513,7 @@
               <w:rPr>
                 <w:sz w:val="18"/>
               </w:rPr>
-              <w:t>2400480 ТСН. Неделя [Инфо]; 240081 Факты. День [Инфо] ✓; 2400467 Вікна-Новини [Инфо]; 2400508 Сегодня. Итоги [Инфо]; 6500479 Мир наизнанку [Познав.]</w:t>
+              <w:t>2400480 ТСН. Неделя [Инфо]; 240081 Факты. День [Инфо] ✓; 2400467 Викна-Новости [Инфо]; 2400508 Сегодня. Итоги [Инфо]; 6500479 Мир наизнанку [Познав.]</w:t>
             </w:r>
           </w:p>
         </w:tc>
@@ -2890,7 +2890,7 @@
         <w:rPr>
           <w:i w:val="0"/>
         </w:rPr>
-        <w:t xml:space="preserve"> `|R| = 5` for 90.9% of users, so the metric's denominator `min(5, |R|)` is fixed. There is no long tail to recall: the task is to name a small, closed set of habitual, fully-watched programmes.</w:t>
+        <w:t xml:space="preserve"> |R| = 5 for 90.9% of users, so the metric's denominator min(5, |R|) is fixed. There is no long tail to recall: the task is to name a small, closed set of habitual, fully-watched programmes.</w:t>
       </w:r>
     </w:p>
     <w:p>
@@ -3296,7 +3296,7 @@
               <w:rPr>
                 <w:sz w:val="18"/>
               </w:rPr>
-              <w:t>**final ranker**</w:t>
+              <w:t>final ranker</w:t>
             </w:r>
           </w:p>
         </w:tc>
@@ -3313,7 +3313,7 @@
               <w:rPr>
                 <w:sz w:val="18"/>
               </w:rPr>
-              <w:t>**1/5**</w:t>
+              <w:t>1/5</w:t>
             </w:r>
           </w:p>
         </w:tc>
@@ -3330,7 +3330,7 @@
               <w:rPr>
                 <w:sz w:val="18"/>
               </w:rPr>
-              <w:t>**3/5**</w:t>
+              <w:t>3/5</w:t>
             </w:r>
           </w:p>
         </w:tc>
@@ -3348,7 +3348,7 @@
         <w:rPr>
           <w:i w:val="0"/>
         </w:rPr>
-        <w:t xml:space="preserve"> That inversion is not a defect; it follows from the target. For a sparse viewer the five most frequent programmes simply *are* the mass-audience bulletins, and popularity names them. For a viewer with 445 programmes in their repertoire, naming which five top their frequency list is a fine-grained ordering problem, and every method here finds one of them.</w:t>
+        <w:t xml:space="preserve"> That inversion is not a defect; it follows from the target. For a sparse viewer the five most frequent programmes simply are the mass-audience bulletins, and popularity names them. For a viewer with 445 programmes in their repertoire, naming which five top their frequency list is a fine-grained ordering problem, and every method here finds one of them.</w:t>
       </w:r>
     </w:p>
     <w:p>
@@ -3381,7 +3381,7 @@
         <w:rPr>
           <w:i w:val="0"/>
         </w:rPr>
-        <w:t xml:space="preserve"> — the same five ids in the same order, hitting the same one (240081, *Факты. День*) at rank 2. The mechanism is appointment viewing. The heavy user's own history is 538 views of *ТСН. Неделя*, 244 of *Завтрак с 1+1*, 222 of *Факты. День*: daily news on a fixed schedule. Two such programmes are "watched together" mostly because nearly everyone watches both, so the co-view matrix is a popularity matrix with extra steps, and PageRank's diffusion over that graph returns to the same high-degree nodes.</w:t>
+        <w:t xml:space="preserve"> — the same five ids in the same order, hitting the same one (240081, Факты. День) at rank 2. The mechanism is appointment viewing. The heavy user's own history is 538 views of ТСН. Неделя, 244 of Завтрак с 1+1, 222 of Факты. День: daily news on a fixed schedule. Two such programmes are "watched together" mostly because nearly everyone watches both, so the co-view matrix is a popularity matrix with extra steps, and PageRank's diffusion over that graph returns to the same high-degree nodes.</w:t>
       </w:r>
     </w:p>
     <w:p>
@@ -3389,7 +3389,7 @@
         <w:rPr>
           <w:i w:val="0"/>
         </w:rPr>
-        <w:t>This was measured directly rather than inferred: adding the top-20 items of association rules to the candidate pool adds zero new candidates, PageRank zero, content-based four, iALS about zero. On this catalogue those methods do not propose anything popularity has not already proposed. Association rules would capture complementary consumption — what you watch *because* you watched something else — and here there is almost none to capture at the item level.</w:t>
+        <w:t>This was measured directly rather than inferred: adding the top-20 items of association rules to the candidate pool adds zero new candidates, PageRank zero, content-based four, iALS about zero. On this catalogue those methods do not propose anything popularity has not already proposed. Association rules would capture complementary consumption — what you watch because you watched something else — and here there is almost none to capture at the item level.</w:t>
       </w:r>
     </w:p>
     <w:p>
@@ -3403,7 +3403,7 @@
         <w:rPr>
           <w:i w:val="0"/>
         </w:rPr>
-        <w:t xml:space="preserve"> Given one watched film, *Призрак*, it returned five films and series of the same kind. By any editorial standard those are reasonable recommendations. They earn nothing, because the target counts complete viewings that *recur*, and a particular film is not watched five times. Content attributes contribute where the co-view signal is thin — and what they contribute is the wrong kind of relevance for this metric.</w:t>
+        <w:t xml:space="preserve"> Given one watched film, Призрак, it returned five films and series of the same kind. By any editorial standard those are reasonable recommendations. They earn nothing, because the target counts complete viewings that recur, and a particular film is not watched five times. Content attributes contribute where the co-view signal is thin — and what they contribute is the wrong kind of relevance for this metric.</w:t>
       </w:r>
     </w:p>
     <w:p>
@@ -3431,7 +3431,7 @@
         <w:rPr>
           <w:i w:val="0"/>
         </w:rPr>
-        <w:t>, and not by understanding anyone: for a sparse user the target *is* the population mode.</w:t>
+        <w:t>, and not by understanding anyone: for a sparse user the target is the population mode.</w:t>
       </w:r>
     </w:p>
     <w:p>
@@ -3523,7 +3523,7 @@
         <w:rPr>
           <w:i w:val="0"/>
         </w:rPr>
-        <w:t xml:space="preserve"> In weeks 11-20, 115 613 of 1 074 235 schedule rows have `tv_show_id != 0`. The rest is airtime that can be watched but never recommended. Every method compared here is choosing within a tenth of the schedule, by construction and not by a modelling choice that could be tuned away.</w:t>
+        <w:t xml:space="preserve"> In weeks 11-20, 115 613 of 1 074 235 schedule rows have tv_show_id != 0. The rest is airtime that can be watched but never recommended. Every method compared here is choosing within a tenth of the schedule, by construction and not by a modelling choice that could be tuned away.</w:t>
       </w:r>
     </w:p>
     <w:p>

--- a/report/shermatova_tansuluu_exam_report.docx
+++ b/report/shermatova_tansuluu_exam_report.docx
@@ -2890,7 +2890,7 @@
         <w:rPr>
           <w:i w:val="0"/>
         </w:rPr>
-        <w:t xml:space="preserve"> |R| = 5 for 90.9% of users, so the metric's denominator min(5, |R|) is fixed. There is no long tail to recall: the task is to name a small, closed set of habitual, fully-watched programmes.</w:t>
+        <w:t>|R| = 5 for 90.9% of users, so the metric's denominator min(5, |R|) is fixed. There is no long tail to recall: the task is to name a small, closed set of habitual, fully-watched programmes.</w:t>
       </w:r>
     </w:p>
     <w:p>
@@ -2904,7 +2904,7 @@
         <w:rPr>
           <w:i w:val="0"/>
         </w:rPr>
-        <w:t xml:space="preserve"> The specification's own worked example scores the same three hits at 0.9167 or 0.5333 depending only on where they sit — a difference of 0.38 from reordering alone.</w:t>
+        <w:t>The specification's own worked example scores the same three hits at 0.9167 or 0.5333 depending only on where they sit — a difference of 0.38 from reordering alone.</w:t>
       </w:r>
     </w:p>
     <w:p>
@@ -2918,7 +2918,7 @@
         <w:rPr>
           <w:i w:val="0"/>
         </w:rPr>
-        <w:t xml:space="preserve"> A programme someone watches constantly but never finishes is not relevant. A film someone loves and watches once is not relevant either. This is why a defensible recommendation can score zero, as one does below.</w:t>
+        <w:t>A programme someone watches constantly but never finishes is not relevant. A film someone loves and watches once is not relevant either. This is why a defensible recommendation can score zero, as one does below.</w:t>
       </w:r>
     </w:p>
     <w:p>
@@ -3348,7 +3348,7 @@
         <w:rPr>
           <w:i w:val="0"/>
         </w:rPr>
-        <w:t xml:space="preserve"> That inversion is not a defect; it follows from the target. For a sparse viewer the five most frequent programmes simply are the mass-audience bulletins, and popularity names them. For a viewer with 445 programmes in their repertoire, naming which five top their frequency list is a fine-grained ordering problem, and every method here finds one of them.</w:t>
+        <w:t>That inversion is not a defect; it follows from the target. For a sparse viewer the five most frequent programmes simply are the mass-audience bulletins, and popularity names them. For a viewer with 445 programmes in their repertoire, naming which five top their frequency list is a fine-grained ordering problem, and every method here finds one of them.</w:t>
       </w:r>
     </w:p>
     <w:p>
@@ -3381,7 +3381,7 @@
         <w:rPr>
           <w:i w:val="0"/>
         </w:rPr>
-        <w:t xml:space="preserve"> — the same five ids in the same order, hitting the same one (240081, Факты. День) at rank 2. The mechanism is appointment viewing. The heavy user's own history is 538 views of ТСН. Неделя, 244 of Завтрак с 1+1, 222 of Факты. День: daily news on a fixed schedule. Two such programmes are "watched together" mostly because nearly everyone watches both, so the co-view matrix is a popularity matrix with extra steps, and PageRank's diffusion over that graph returns to the same high-degree nodes.</w:t>
+        <w:t>— the same five ids in the same order, hitting the same one (240081, Факты. День) at rank 2. The mechanism is appointment viewing. The heavy user's own history is 538 views of ТСН. Неделя, 244 of Завтрак с 1+1, 222 of Факты. День: daily news on a fixed schedule. Two such programmes are "watched together" mostly because nearly everyone watches both, so the co-view matrix is a popularity matrix with extra steps, and PageRank's diffusion over that graph returns to the same high-degree nodes.</w:t>
       </w:r>
     </w:p>
     <w:p>
@@ -3403,7 +3403,7 @@
         <w:rPr>
           <w:i w:val="0"/>
         </w:rPr>
-        <w:t xml:space="preserve"> Given one watched film, Призрак, it returned five films and series of the same kind. By any editorial standard those are reasonable recommendations. They earn nothing, because the target counts complete viewings that recur, and a particular film is not watched five times. Content attributes contribute where the co-view signal is thin — and what they contribute is the wrong kind of relevance for this metric.</w:t>
+        <w:t>Given one watched film, Призрак, it returned five films and series of the same kind. By any editorial standard those are reasonable recommendations. They earn nothing, because the target counts complete viewings that recur, and a particular film is not watched five times. Content attributes contribute where the co-view signal is thin — and what they contribute is the wrong kind of relevance for this metric.</w:t>
       </w:r>
     </w:p>
     <w:p>
@@ -3417,7 +3417,7 @@
         <w:rPr>
           <w:i w:val="0"/>
         </w:rPr>
-        <w:t xml:space="preserve"> It alone put series and entertainment ahead of news for the heavy user, and films for the light one. iALS learns latent taste from a matrix whose mass is habitual viewing; asked to extrapolate twelve weeks forward it extrapolates taste, when the correct answer is habit. It is the clearest illustration in this comparison that taste and habit are different objects.</w:t>
+        <w:t>It alone put series and entertainment ahead of news for the heavy user, and films for the light one. iALS learns latent taste from a matrix whose mass is habitual viewing; asked to extrapolate twelve weeks forward it extrapolates taste, when the correct answer is habit. It is the clearest illustration in this comparison that taste and habit are different objects.</w:t>
       </w:r>
     </w:p>
     <w:p>
@@ -3425,7 +3425,7 @@
         <w:rPr>
           <w:b/>
         </w:rPr>
-        <w:t xml:space="preserve">Popularity already does well in the sparse tail </w:t>
+        <w:t>Popularity already does well in the sparse tail</w:t>
       </w:r>
       <w:r>
         <w:rPr>
@@ -3445,7 +3445,7 @@
         <w:rPr>
           <w:i w:val="0"/>
         </w:rPr>
-        <w:t xml:space="preserve"> For the heavy user it finds the same single correct programme as popularity and places it first instead of second, which is exactly what MAP@5 pays for. For the light user it finds three, two of them in the top two positions. Across all users that ordering effect is worth 0.43949 against 0.27387 for popularity: the ranker is not discovering different programmes, it is arranging the same ones better.</w:t>
+        <w:t>For the heavy user it finds the same single correct programme as popularity and places it first instead of second, which is exactly what MAP@5 pays for. For the light user it finds three, two of them in the top two positions. Across all users that ordering effect is worth 0.43949 against 0.27387 for popularity: the ranker is not discovering different programmes, it is arranging the same ones better.</w:t>
       </w:r>
     </w:p>
     <w:p>
@@ -3470,7 +3470,7 @@
         <w:rPr>
           <w:i w:val="0"/>
         </w:rPr>
-        <w:t xml:space="preserve"> Of the eleven alternatives tested after the target definition was corrected, ten were neutral or worse: expected-frequency features (−0.0024), two graded label encodings (−0.0021 and −0.0017), broadcast-history features (−0.0013), restricting candidates to programmes that actually air (−0.0014), expanding the pool with every programme on the user's three main channels (−0.0004), four capacity settings (all within ±0.0011), and a two-stage cascade re-ranking the top twenty (−0.0064). Exactly one change helped: aligning the training label to the organisers' own rule, worth +0.0079 on the hold-out and +0.00706 on Kaggle private.</w:t>
+        <w:t>Of the eleven alternatives tested after the target definition was corrected, ten were neutral or worse: expected-frequency features (−0.0024), two graded label encodings (−0.0021 and −0.0017), broadcast-history features (−0.0013), restricting candidates to programmes that actually air (−0.0014), expanding the pool with every programme on the user's three main channels (−0.0004), four capacity settings (all within ±0.0011), and a two-stage cascade re-ranking the top twenty (−0.0064). Exactly one change helped: aligning the training label to the organisers' own rule, worth +0.0079 on the hold-out and +0.00706 on Kaggle private.</w:t>
       </w:r>
     </w:p>
     <w:p>
@@ -3484,7 +3484,7 @@
         <w:rPr>
           <w:i w:val="0"/>
         </w:rPr>
-        <w:t xml:space="preserve"> One fit is about six minutes on an 8 GB laptop with no GPU; the shipped five-seed model takes forty. Scoring all 1 260 users means 174 092 candidate rows. A service refreshing recommendations nightly can run this on commodity hardware — and the heavier alternatives were not better: CatBoost YetiRank and DART both cost about 11.6× and both lost.</w:t>
+        <w:t>One fit is about six minutes on an 8 GB laptop with no GPU; the shipped five-seed model takes forty. Scoring all 1 260 users means 174 092 candidate rows. A service refreshing recommendations nightly can run this on commodity hardware — and the heavier alternatives were not better: CatBoost YetiRank and DART both cost about 11.6× and both lost.</w:t>
       </w:r>
     </w:p>
     <w:p>
@@ -3498,7 +3498,7 @@
         <w:rPr>
           <w:i w:val="0"/>
         </w:rPr>
-        <w:t xml:space="preserve"> The honest description is that this system predicts habit. Recommending only programmes the user has already watched, weighted by how often they air, scores 0.37324 against the full model's 0.43949 — 85% of the result from repeats alone. A viewer shown these five would mostly see the news they already watch. Whether that makes a good product is not answerable from this data; it is what the metric rewards, and a service adopting it should adopt it knowing that.</w:t>
+        <w:t>The honest description is that this system predicts habit. Recommending only programmes the user has already watched, weighted by how often they air, scores 0.37471 against the full model's 0.43949 — 85% of the result from repeats alone. A viewer shown these five would mostly see the news they already watch. Whether that makes a good product is not answerable from this data; it is what the metric rewards, and a service adopting it should adopt it knowing that.</w:t>
       </w:r>
     </w:p>
     <w:p>
@@ -3523,7 +3523,7 @@
         <w:rPr>
           <w:i w:val="0"/>
         </w:rPr>
-        <w:t xml:space="preserve"> In weeks 11-20, 115 613 of 1 074 235 schedule rows have tv_show_id != 0. The rest is airtime that can be watched but never recommended. Every method compared here is choosing within a tenth of the schedule, by construction and not by a modelling choice that could be tuned away.</w:t>
+        <w:t>In weeks 11-20, 115 613 of 1 074 235 schedule rows have tv_show_id != 0. The rest is airtime that can be watched but never recommended. Every method compared here is choosing within a tenth of the schedule, by construction and not by a modelling choice that could be tuned away.</w:t>
       </w:r>
     </w:p>
     <w:p>
@@ -3537,7 +3537,7 @@
         <w:rPr>
           <w:i w:val="0"/>
         </w:rPr>
-        <w:t xml:space="preserve"> Perfect ordering of the candidates we already have would score 0.8181; the model scores 0.4395. Raising the ceiling to 0.8325 by adding every programme on each user's three main channels changed the score by −0.0004. The model cannot exploit candidates it already fails to order.</w:t>
+        <w:t>Perfect ordering of the candidates we already have would score 0.8181; the model scores 0.43949. Raising the ceiling to 0.8325 by adding every programme on each user's three main channels changed the score by −0.0004. The model cannot exploit candidates it already fails to order.</w:t>
       </w:r>
     </w:p>
     <w:p>
@@ -3545,7 +3545,7 @@
         <w:rPr>
           <w:b/>
         </w:rPr>
-        <w:t xml:space="preserve">17.1% of correct answers are not candidates at all </w:t>
+        <w:t>17.1% of correct answers are not candidates at all</w:t>
       </w:r>
       <w:r>
         <w:rPr>
@@ -3565,7 +3565,7 @@
         <w:rPr>
           <w:i w:val="0"/>
         </w:rPr>
-        <w:t xml:space="preserve"> It counted every programme with a complete view as relevant (median 11 per user) rather than the five most frequent at screen time ≥ 0.8. Under that definition the hold-out read 0.5586 while Kaggle returned 0.43499; correcting it closed the gap to 0.003. Only measurements made afterwards are used here.</w:t>
+        <w:t>It counted every programme with a complete view as relevant (median 11 per user) rather than the five most frequent at screen time ≥ 0.8. Under that definition the hold-out read 0.5586 while Kaggle returned 0.43499; correcting it closed the gap to 0.003. Only measurements made afterwards are used here.</w:t>
       </w:r>
     </w:p>
     <w:p>
@@ -3579,7 +3579,7 @@
         <w:rPr>
           <w:i w:val="0"/>
         </w:rPr>
-        <w:t xml:space="preserve"> An expected-frequency feature built channel preferences from the whole log instead of from history alone, so on the hold-out it could see the window it was predicting: +0.0272 there, −0.011 on Kaggle private. The honest version is worth −0.0024 and is not shipped.</w:t>
+        <w:t>An expected-frequency feature built channel preferences from the whole log instead of from history alone, so on the hold-out it could see the window it was predicting: +0.0272 there, −0.011 on Kaggle private. The honest version is worth −0.0024 and is not shipped.</w:t>
       </w:r>
     </w:p>
     <w:p>
@@ -3593,7 +3593,7 @@
         <w:rPr>
           <w:i w:val="0"/>
         </w:rPr>
-        <w:t xml:space="preserve"> The log records this service only, so a programme absent from a user's history may have been watched elsewhere — "never seen" is not something these records can support. An unfamiliar recommendation is not automatically a useful discovery; it may simply be wrong. Both content-based lists in the table above were unfamiliar, and both scored zero.</w:t>
+        <w:t>The log records this service only, so a programme absent from a user's history may have been watched elsewhere — "never seen" is not something these records can support. An unfamiliar recommendation is not automatically a useful discovery; it may simply be wrong. Both content-based lists in the table above were unfamiliar, and both scored zero.</w:t>
       </w:r>
     </w:p>
     <w:p>

--- a/report/shermatova_tansuluu_exam_report.docx
+++ b/report/shermatova_tansuluu_exam_report.docx
@@ -3612,7 +3612,7 @@
         <w:rPr>
           <w:i w:val="0"/>
         </w:rPr>
-        <w:t>The implementation, the experiments and the drafting of this report were carried out with Claude Code (Claude Opus 5) over three working sessions, in the manner the course permits. The complete session export is submitted alongside this PDF. Every number reported here is produced by a script in the repository; none is quoted from the assistant's recollection. Two errors found during the work are documented rather than removed, because they bound how much the earlier measurements can be trusted: the validation target was defined incorrectly for the first two days, and one feature block leaked future channel activity into the hold-out. Both are described in Section 5 and in BRIEF.md in the repository.</w:t>
+        <w:t>The implementation, the experiments and the drafting of this report were carried out with Claude Code (Claude Opus 5) over two working sessions between 21 and 24 October, in the manner the course permits. Both session exports are submitted alongside this PDF, unmodified, 4 710 records in total. Every number reported here is produced by a script in the repository; none is quoted from the assistant's recollection. Two errors found during the work are documented rather than removed, because they bound how much the earlier measurements can be trusted: the validation target was defined incorrectly for the first two days, and one feature block leaked future channel activity into the hold-out. Both are described in Section 5 and in BRIEF.md in the repository.</w:t>
       </w:r>
     </w:p>
     <w:p>
